--- a/docs/реализация.docx
+++ b/docs/реализация.docx
@@ -122,7 +122,7 @@
         <w:rPr>
           <w:lang w:val="en-US"/>
         </w:rPr>
-        <w:t>MyProject</w:t>
+        <w:t>dp</w:t>
       </w:r>
     </w:p>
     <w:p>
@@ -171,6 +171,8 @@
       <w:r>
         <w:t>ъздаване на приложение</w:t>
       </w:r>
+      <w:bookmarkStart w:id="0" w:name="_GoBack"/>
+      <w:bookmarkEnd w:id="0"/>
     </w:p>
     <w:p>
       <w:pPr>
@@ -2597,18 +2599,7 @@
           <w:lang w:eastAsia="bg-BG"/>
         </w:rPr>
         <w:br/>
-        <w:t xml:space="preserve">    </w:t>
-      </w:r>
-      <w:bookmarkStart w:id="0" w:name="_GoBack"/>
-      <w:r>
-        <w:rPr>
-          <w:rFonts w:ascii="Courier New" w:eastAsia="Times New Roman" w:hAnsi="Courier New" w:cs="Courier New"/>
-          <w:color w:val="A9B7C6"/>
-          <w:sz w:val="20"/>
-          <w:szCs w:val="20"/>
-          <w:lang w:eastAsia="bg-BG"/>
-        </w:rPr>
-        <w:t>params = {</w:t>
+        <w:t xml:space="preserve">    params = {</w:t>
       </w:r>
       <w:r>
         <w:rPr>
@@ -2782,16 +2773,6 @@
           <w:lang w:eastAsia="bg-BG"/>
         </w:rPr>
         <w:br/>
-      </w:r>
-      <w:bookmarkEnd w:id="0"/>
-      <w:r>
-        <w:rPr>
-          <w:rFonts w:ascii="Courier New" w:eastAsia="Times New Roman" w:hAnsi="Courier New" w:cs="Courier New"/>
-          <w:color w:val="A9B7C6"/>
-          <w:sz w:val="20"/>
-          <w:szCs w:val="20"/>
-          <w:lang w:eastAsia="bg-BG"/>
-        </w:rPr>
         <w:t xml:space="preserve">    </w:t>
       </w:r>
       <w:r>
